--- a/docs/BIL401_Final_Report.docx
+++ b/docs/BIL401_Final_Report.docx
@@ -57609,7 +57609,30 @@
       </w:r>
       <w:proofErr w:type="spellEnd"/>
       <w:r>
-        <w:t xml:space="preserve"> at: https://github.com/Metekilic0/Flash-sale-system-project</w:t>
+        <w:t xml:space="preserve"> at: </w:t>
+      </w:r>
+      <w:hyperlink r:id="rId15" w:history="1">
+        <w:r>
+          <w:rPr>
+            <w:rStyle w:val="Kpr"/>
+          </w:rPr>
+          <w:t>https://github.com/Mete</w:t>
+        </w:r>
+        <w:r>
+          <w:rPr>
+            <w:rStyle w:val="Kpr"/>
+          </w:rPr>
+          <w:t>k</w:t>
+        </w:r>
+        <w:r>
+          <w:rPr>
+            <w:rStyle w:val="Kpr"/>
+          </w:rPr>
+          <w:t>ilic0/Flash-sale-system-project</w:t>
+        </w:r>
+      </w:hyperlink>
+      <w:r>
+        <w:t xml:space="preserve"> </w:t>
       </w:r>
     </w:p>
     <w:p>
@@ -58726,7 +58749,7 @@
       </w:r>
     </w:p>
     <w:sectPr>
-      <w:footerReference w:type="default" r:id="rId15"/>
+      <w:footerReference w:type="default" r:id="rId16"/>
       <w:pgSz w:w="11906" w:h="16838"/>
       <w:pgMar w:top="1440" w:right="1440" w:bottom="1440" w:left="1440" w:header="708" w:footer="708" w:gutter="0"/>
       <w:cols w:space="708"/>
@@ -59468,6 +59491,7 @@
   <w:style w:type="character" w:default="1" w:styleId="VarsaylanParagrafYazTipi">
     <w:name w:val="Default Paragraph Font"/>
     <w:uiPriority w:val="1"/>
+    <w:semiHidden/>
     <w:unhideWhenUsed/>
   </w:style>
   <w:style w:type="table" w:default="1" w:styleId="NormalTablo">
@@ -59672,6 +59696,30 @@
     <w:link w:val="AltBilgi"/>
     <w:uiPriority w:val="99"/>
     <w:rsid w:val="007A36B8"/>
+  </w:style>
+  <w:style w:type="character" w:styleId="zmlenmeyenBahsetme">
+    <w:name w:val="Unresolved Mention"/>
+    <w:basedOn w:val="VarsaylanParagrafYazTipi"/>
+    <w:uiPriority w:val="99"/>
+    <w:semiHidden/>
+    <w:unhideWhenUsed/>
+    <w:rsid w:val="00DE2FC3"/>
+    <w:rPr>
+      <w:color w:val="605E5C"/>
+      <w:shd w:val="clear" w:color="auto" w:fill="E1DFDD"/>
+    </w:rPr>
+  </w:style>
+  <w:style w:type="character" w:styleId="zlenenKpr">
+    <w:name w:val="FollowedHyperlink"/>
+    <w:basedOn w:val="VarsaylanParagrafYazTipi"/>
+    <w:uiPriority w:val="99"/>
+    <w:semiHidden/>
+    <w:unhideWhenUsed/>
+    <w:rsid w:val="00DE2FC3"/>
+    <w:rPr>
+      <w:color w:val="96607D" w:themeColor="followedHyperlink"/>
+      <w:u w:val="single"/>
+    </w:rPr>
   </w:style>
 </w:styles>
 </file>

--- a/docs/BIL401_Final_Report.docx
+++ b/docs/BIL401_Final_Report.docx
@@ -412,19 +412,7 @@
           <w:rPr>
             <w:rStyle w:val="Kpr"/>
           </w:rPr>
-          <w:t>https://github.com/Metekilic0/Flash-sale-system-</w:t>
-        </w:r>
-        <w:r>
-          <w:rPr>
-            <w:rStyle w:val="Kpr"/>
-          </w:rPr>
-          <w:t>p</w:t>
-        </w:r>
-        <w:r>
-          <w:rPr>
-            <w:rStyle w:val="Kpr"/>
-          </w:rPr>
-          <w:t>roject</w:t>
+          <w:t>https://github.com/Metekilic0/Flash-sale-system-project</w:t>
         </w:r>
       </w:hyperlink>
       <w:r>
@@ -39939,6 +39927,7 @@
     <w:p>
       <w:pPr>
         <w:pStyle w:val="Balk1"/>
+        <w:spacing w:before="240" w:after="120"/>
         <w:rPr>
           <w:b w:val="0"/>
           <w:bCs w:val="0"/>
@@ -41390,10 +41379,21 @@
         <w:t>run</w:t>
       </w:r>
       <w:proofErr w:type="spellEnd"/>
+      <w:r>
+        <w:rPr>
+          <w:b w:val="0"/>
+          <w:bCs w:val="0"/>
+          <w:color w:val="000000" w:themeColor="text1"/>
+          <w:sz w:val="22"/>
+          <w:szCs w:val="22"/>
+        </w:rPr>
+        <w:t>.</w:t>
+      </w:r>
     </w:p>
     <w:p>
       <w:pPr>
         <w:pStyle w:val="Balk1"/>
+        <w:spacing w:before="240" w:after="120"/>
         <w:rPr>
           <w:b w:val="0"/>
           <w:bCs w:val="0"/>
@@ -44552,6 +44552,7 @@
     <w:p>
       <w:pPr>
         <w:pStyle w:val="Balk1"/>
+        <w:spacing w:before="240" w:after="120"/>
         <w:rPr>
           <w:b w:val="0"/>
           <w:bCs w:val="0"/>
@@ -47410,10 +47411,21 @@
         <w:t>too</w:t>
       </w:r>
       <w:proofErr w:type="spellEnd"/>
+      <w:r>
+        <w:rPr>
+          <w:b w:val="0"/>
+          <w:bCs w:val="0"/>
+          <w:color w:val="000000" w:themeColor="text1"/>
+          <w:sz w:val="22"/>
+          <w:szCs w:val="22"/>
+        </w:rPr>
+        <w:t>.</w:t>
+      </w:r>
     </w:p>
     <w:p>
       <w:pPr>
         <w:pStyle w:val="Balk1"/>
+        <w:spacing w:before="240" w:after="120"/>
         <w:rPr>
           <w:b w:val="0"/>
           <w:bCs w:val="0"/>
@@ -48690,7 +48702,6 @@
         <w:spacing w:after="80"/>
       </w:pPr>
       <w:r>
-        <w:lastRenderedPageBreak/>
         <w:t xml:space="preserve">[3] </w:t>
       </w:r>
       <w:proofErr w:type="spellStart"/>
@@ -48715,6 +48726,7 @@
         <w:spacing w:after="80"/>
       </w:pPr>
       <w:r>
+        <w:lastRenderedPageBreak/>
         <w:t xml:space="preserve">[4] </w:t>
       </w:r>
       <w:proofErr w:type="spellStart"/>
